--- a/az/discovery-articles/7.8 Kvant hesablamaları.docx
+++ b/az/discovery-articles/7.8 Kvant hesablamaları.docx
@@ -4,580 +4,386 @@
   <w:body>
     <w:p>
       <w:pPr>
-        <w:keepNext/>
-        <w:spacing w:before="280" w:after="120"/>
+        <w:pStyle w:val="Title"/>
+        <w:widowControl/>
       </w:pPr>
       <w:r>
-        <w:rPr>
-          <w:rFonts w:ascii="Calibri" w:hAnsi="Calibri" w:eastAsia="Calibri"/>
-          <w:b/>
-          <w:i w:val="0"/>
-          <w:color w:val="004E8C"/>
-          <w:sz w:val="44"/>
-        </w:rPr>
         <w:t>7.8 Kvant hesablamaları</w:t>
       </w:r>
     </w:p>
     <w:p>
       <w:pPr>
-        <w:spacing w:after="80"/>
+        <w:keepNext/>
+        <w:widowControl/>
       </w:pPr>
       <w:r>
         <w:rPr>
-          <w:rFonts w:ascii="Calibri" w:hAnsi="Calibri" w:eastAsia="Calibri"/>
-          <w:b w:val="0"/>
-          <w:i/>
-          <w:color w:val="505050"/>
-          <w:sz w:val="22"/>
+          <w:sz w:val="20"/>
         </w:rPr>
-        <w:t>7. Yeni və transformativ texnologiyalar</w:t>
-      </w:r>
-    </w:p>
-    <w:p>
-      <w:pPr>
-        <w:spacing w:after="200"/>
-      </w:pPr>
-      <w:r>
-        <w:rPr>
-          <w:rFonts w:ascii="Calibri" w:hAnsi="Calibri" w:eastAsia="Calibri"/>
-          <w:b w:val="0"/>
-          <w:i/>
-          <w:sz w:val="22"/>
-        </w:rPr>
-        <w:t>Dövr: təxminən 1980-ci illərdə nəzəri təkliflər; 1990-cı illərdə alqoritmlər; XXI əsrdə sınaq prosessorları və xəta düzəltmə tədqiqatları | Əsas simalar: Riçard Feynman; Devid Doyç; Piter Şor; laboratoriya və şirkətlərin təcrübə qrupları</w:t>
-      </w:r>
-    </w:p>
-    <w:p>
-      <w:pPr>
-        <w:spacing w:after="160" w:line="276" w:lineRule="auto"/>
-      </w:pPr>
-      <w:r>
-        <w:rPr>
-          <w:rFonts w:ascii="Calibri" w:hAnsi="Calibri" w:eastAsia="Calibri"/>
-          <w:b w:val="0"/>
-          <w:i w:val="0"/>
-          <w:sz w:val="22"/>
-        </w:rPr>
-        <w:t>Kvant hesablamaları informasiyanı emal etmək üçün superpozisiya və kvant dolaşıqlığı kimi hadisələrdən istifadə edir. Texnologiya hələ inkişaf mərhələsindədir, lakin bəzi xüsusi məsələlərdə klassik kompüterlərin tətbiq etdiyi üsullardan fərqli imkanlar vəd edir.</w:t>
+        <w:t>7 Yeni və dəyişdirici texnologiyalar</w:t>
       </w:r>
     </w:p>
     <w:p>
       <w:pPr>
         <w:keepNext/>
-        <w:spacing w:before="240" w:after="120"/>
+        <w:widowControl/>
       </w:pPr>
       <w:r>
         <w:rPr>
-          <w:rFonts w:ascii="Calibri" w:hAnsi="Calibri" w:eastAsia="Calibri"/>
-          <w:b/>
-          <w:i w:val="0"/>
-          <w:color w:val="004E8C"/>
-          <w:sz w:val="28"/>
+          <w:sz w:val="20"/>
         </w:rPr>
-        <w:t>Əsas faktlar</w:t>
+        <w:t>Dövr: təxminən 1980-ci illərdə nəzəri təkliflər; 1990-cı illərdə alqoritmlər; XXI əsrdə təcrübi prosessorlar və səhv düzəltmə tədqiqatları | Əsas şəxslər: Riçard Feynman; Devid Doyç; Piter Şor; laboratoriya və şirkət komandaları</w:t>
+      </w:r>
+    </w:p>
+    <w:p>
+      <w:pPr>
+        <w:widowControl/>
+      </w:pPr>
+      <w:r>
+        <w:t>Kvant hesablamaları məlumatı adi bitlərin bacarmadığı üsullarla emal etmək üçün superpozisiya və dolaşıqlıq kimi kvant hallarından istifadə edir. Sahə hələ inkişaf mərhələsindədir, amma artıq kriptoqrafiya və material tədqiqatlarının istiqamətlərini dəyişir.</w:t>
+      </w:r>
+    </w:p>
+    <w:p>
+      <w:pPr>
+        <w:pStyle w:val="Heading1"/>
+        <w:widowControl/>
+      </w:pPr>
+      <w:r>
+        <w:t>Əsas məlumatlar</w:t>
       </w:r>
     </w:p>
     <w:p>
       <w:pPr>
         <w:pStyle w:val="ListBullet"/>
+        <w:widowControl/>
       </w:pPr>
       <w:r>
-        <w:rPr>
-          <w:rFonts w:ascii="Calibri" w:hAnsi="Calibri" w:eastAsia="Calibri"/>
-          <w:b w:val="0"/>
-          <w:i w:val="0"/>
-          <w:sz w:val="22"/>
-        </w:rPr>
-        <w:t>Feynman və başqa alimlər 1980-ci illərdə kvant sistemlərinin təbiəti klassik kompüterlərdən daha yaxşı modelləşdirə biləcəyini irəli sürdülər</w:t>
+        <w:t>Feynman və başqaları 1980-ci illərdə kvant sistemlərinin təbiəti adi kompüterlərdən daha yaxşı modelləşdirə biləcəyini irəli sürdülər.</w:t>
       </w:r>
     </w:p>
     <w:p>
       <w:pPr>
         <w:pStyle w:val="ListBullet"/>
+        <w:widowControl/>
       </w:pPr>
       <w:r>
-        <w:rPr>
-          <w:rFonts w:ascii="Calibri" w:hAnsi="Calibri" w:eastAsia="Calibri"/>
-          <w:b w:val="0"/>
-          <w:i w:val="0"/>
-          <w:sz w:val="22"/>
-        </w:rPr>
-        <w:t>Devid Doyç universal kvant kompüterinin formal modelini yaratdı</w:t>
+        <w:t>Devid Doyç universal kvant kompüteri modelini riyazi şəkildə müəyyənləşdirdi.</w:t>
       </w:r>
     </w:p>
     <w:p>
       <w:pPr>
         <w:pStyle w:val="ListBullet"/>
+        <w:widowControl/>
       </w:pPr>
       <w:r>
-        <w:rPr>
-          <w:rFonts w:ascii="Calibri" w:hAnsi="Calibri" w:eastAsia="Calibri"/>
-          <w:b w:val="0"/>
-          <w:i w:val="0"/>
-          <w:sz w:val="22"/>
-        </w:rPr>
-        <w:t>Piter Şorun 1994-cü il alqoritmi uyğun kvant maşınında ədədləri vuruqlara ayırmağın eksponent dərəcədə sürətləndirilə biləcəyini göstərdi</w:t>
+        <w:t>Piter Şorun 1994-cü il alqoritmi uyğun kvant maşınında ədədləri vuruqlara ayırmağın eksponensial dərəcədə sürətlənə biləcəyini göstərdi.</w:t>
       </w:r>
     </w:p>
     <w:p>
       <w:pPr>
         <w:pStyle w:val="ListBullet"/>
+        <w:widowControl/>
       </w:pPr>
       <w:r>
-        <w:rPr>
-          <w:rFonts w:ascii="Calibri" w:hAnsi="Calibri" w:eastAsia="Calibri"/>
-          <w:b w:val="0"/>
-          <w:i w:val="0"/>
-          <w:sz w:val="22"/>
-        </w:rPr>
-        <w:t>Aparat yanaşmalarına ifratkeçirici dövrələr, tələdə saxlanan ionlar, fotonika və başqa üsullar daxildir</w:t>
+        <w:t>Qurğu yanaşmalarına ifratkeçirici dövrələr, tələdə saxlanan ionlar, işıq zərrəcikləri ilə işləyən fotonika və başqaları daxildir.</w:t>
       </w:r>
     </w:p>
     <w:p>
       <w:pPr>
         <w:pStyle w:val="ListBullet"/>
+        <w:widowControl/>
       </w:pPr>
       <w:r>
-        <w:rPr>
-          <w:rFonts w:ascii="Calibri" w:hAnsi="Calibri" w:eastAsia="Calibri"/>
-          <w:b w:val="0"/>
-          <w:i w:val="0"/>
-          <w:sz w:val="22"/>
-        </w:rPr>
-        <w:t>Geniş praktik üstünlük əldə etmək üçün xəta düzəltmə və sistemin miqyasının böyüdülməsi əsas mühəndislik çətinlikləri olaraq qalır</w:t>
+        <w:t>Geniş praktik üstünlükdən əvvəl səhvlərin düzəldilməsi və sistemin böyüdülməsi əsas mühəndislik problemləridir.</w:t>
       </w:r>
     </w:p>
     <w:p>
       <w:pPr>
-        <w:keepNext/>
-        <w:spacing w:before="240" w:after="120"/>
+        <w:pStyle w:val="Heading1"/>
+        <w:widowControl/>
       </w:pPr>
       <w:r>
-        <w:rPr>
-          <w:rFonts w:ascii="Calibri" w:hAnsi="Calibri" w:eastAsia="Calibri"/>
-          <w:b/>
-          <w:i w:val="0"/>
-          <w:color w:val="004E8C"/>
-          <w:sz w:val="28"/>
-        </w:rPr>
-        <w:t>Bu nədir və necə işləyir?</w:t>
+        <w:t>Bu nədir</w:t>
       </w:r>
     </w:p>
     <w:p>
       <w:pPr>
-        <w:spacing w:after="160" w:line="276" w:lineRule="auto"/>
+        <w:widowControl/>
       </w:pPr>
       <w:r>
-        <w:rPr>
-          <w:rFonts w:ascii="Calibri" w:hAnsi="Calibri" w:eastAsia="Calibri"/>
-          <w:b w:val="0"/>
-          <w:i w:val="0"/>
-          <w:sz w:val="22"/>
-        </w:rPr>
-        <w:t>Kvant kompüteri informasiyanı eyni vaxtda 0 və 1 hallarının superpozisiyasında ola, həmçinin bir-biri ilə dolaşıq hala gələ bilən kubitlərdə saxlayır. Diqqətlə seçilmiş əməliyyatlar — kvant qapıları — bu halları elə dəyişir ki, ölçmə zamanı müəyyən məsələlər üçün faydalı cavab alınsın. Kvant kompüteri hər işi daha tez görən noutbuk deyil; o, fərqli hesablama imkanıdır. Sadə dillə desək, kvant aləminin qəribə xüsusiyyətlərindən hesablamada istifadə edir: bəzi məsələlərdə faydalıdır, digərlərində adi kompüterdən üstün deyil.</w:t>
+        <w:t>Kvant kompüteri məlumatı kubitlərdə — kvant bitlərində saxlayır. Kubit ölçülənədək 0 və 1 hallarının superpozisiyasında, yəni kvant birləşməsində ola bilər. Kubitlər dolaşıq hala da gələ bilər: birinin ölçülməsi digərinin halı ilə əlaqəli olur. Düzgün seçilmiş əməliyyatlar — kvant qapıları bu halları dəyişdirir ki, ölçmə müəyyən məsələlər üçün faydalı cavab versin. Bu, hər işi daha sürətli görən noutbuk deyil, fərqli hesablama vasitəsidir. Kvant xüsusiyyətləri bəzi məsələlərdə üstünlük verir, digərlərində isə adi nəticə yaradır.</w:t>
       </w:r>
     </w:p>
     <w:p>
       <w:pPr>
-        <w:keepNext/>
-        <w:spacing w:before="240" w:after="120"/>
+        <w:pStyle w:val="Heading1"/>
+        <w:widowControl/>
       </w:pPr>
       <w:r>
-        <w:rPr>
-          <w:rFonts w:ascii="Calibri" w:hAnsi="Calibri" w:eastAsia="Calibri"/>
-          <w:b/>
-          <w:i w:val="0"/>
-          <w:color w:val="004E8C"/>
-          <w:sz w:val="28"/>
-        </w:rPr>
-        <w:t>Kim kəşf və ya ixtira edib?</w:t>
+        <w:t>Kim kəşf edib və ya yaradıb</w:t>
       </w:r>
     </w:p>
     <w:p>
       <w:pPr>
-        <w:spacing w:after="160" w:line="276" w:lineRule="auto"/>
+        <w:widowControl/>
       </w:pPr>
       <w:r>
-        <w:rPr>
-          <w:rFonts w:ascii="Calibri" w:hAnsi="Calibri" w:eastAsia="Calibri"/>
-          <w:b w:val="0"/>
-          <w:i w:val="0"/>
-          <w:sz w:val="22"/>
-        </w:rPr>
-        <w:t>Nəzəri əsasları Riçard Feynman və Devid Doyç kimi fiziklər qoydular. Piter Şor və Lov Qrover də daxil olmaqla alqoritm yaradıcıları bəzi məsələlərdə son dərəcə böyük sürət üstünlüyünün mümkünlüyünü göstərdilər. Təcrübəçi alimlər əvvəlcə bir neçə kubitli qurğular, sonra isə getdikcə daha böyük, lakin küylü prosessorlar hazırladılar. Sahə tək bir ixtiraçıya deyil, onilliklər ərzində çalışan geniş tədqiqat cəmiyyətinə aiddir.</w:t>
+        <w:t>Nəzəri başlanğıclar Riçard Feynman və Devid Doyç kimi fiziklərdən gəldi. Piter Şor və Lov Qrover kimi alqoritm müəllifləri böyük sürətlənmə imkanlarını göstərdilər. Təcrübəçilər əvvəl azsaylı kubitli qurğular, sonra daha böyük, amma xətaları olan prosessorlar hazırladılar. Sahə tək ixtiraçının deyil, onilliklər boyu işləyən tədqiqat icmasının nəticəsidir.</w:t>
       </w:r>
     </w:p>
     <w:p>
       <w:pPr>
-        <w:keepNext/>
-        <w:spacing w:before="240" w:after="120"/>
+        <w:pStyle w:val="Heading1"/>
+        <w:widowControl/>
       </w:pPr>
       <w:r>
-        <w:rPr>
-          <w:rFonts w:ascii="Calibri" w:hAnsi="Calibri" w:eastAsia="Calibri"/>
-          <w:b/>
-          <w:i w:val="0"/>
-          <w:color w:val="004E8C"/>
-          <w:sz w:val="28"/>
-        </w:rPr>
-        <w:t>Nə vaxt və necə yaranıb?</w:t>
+        <w:t>Nə vaxt və necə yaranıb</w:t>
       </w:r>
     </w:p>
     <w:p>
       <w:pPr>
-        <w:spacing w:after="160" w:line="276" w:lineRule="auto"/>
+        <w:widowControl/>
       </w:pPr>
       <w:r>
-        <w:rPr>
-          <w:rFonts w:ascii="Calibri" w:hAnsi="Calibri" w:eastAsia="Calibri"/>
-          <w:b w:val="0"/>
-          <w:i w:val="0"/>
-          <w:sz w:val="22"/>
-        </w:rPr>
-        <w:t>İdeyalar 1980-ci illərdə dəqiqləşdi, 1990-cı illərin alqoritmləri isə qarşıya konkret hədəflər qoydu. Milli proqramlar və şirkət layihələri sayəsində 2000–2020-ci illərdə laboratoriya qurğularındakı kubitlərin sayı artdı. Xüsusi tapşırıqlarda “kvant üstünlüyü” əldə edildiyinə dair iddialar xəta səviyyəsi ilə bağlı şübhələrlə yanaşı səsləndi. Böyük kvant maşınlarının mümkün təhlükəsi nəzərə alınaraq postkvant kriptoqrafiya standartlarına keçid başladı. Bu tarix hələ bitmiş istehlak məhsulunun deyil, sonu açıq qalan tədqiqatın tarixidir.</w:t>
+        <w:t>İdeyalar 1980-ci illərdə dəqiqləşdi, 1990-cı illərin alqoritmləri məqsədlər qoydu. 2000–2020-ci illərdə dövlət və şirkət proqramları ilə laboratoriya kubitlərinin sayı artdı. Xüsusi tapşırıqlarda «kvant üstünlüyü» iddiaları səhv səviyyəsinə dair şübhələrlə yanaşı yayıldı. Gələcək təhlükəni nəzərə alan postkvant kriptoqrafiyası standartlara keçməyə başladı. Bu tarix tamamlanmış istehlak məhsulunun yayılması deyil, nəticəsi hələ açıq olan tədqiqatdır.</w:t>
       </w:r>
     </w:p>
     <w:p>
       <w:pPr>
-        <w:keepNext/>
-        <w:spacing w:before="240" w:after="120"/>
+        <w:pStyle w:val="Heading1"/>
+        <w:widowControl/>
       </w:pPr>
       <w:r>
-        <w:rPr>
-          <w:rFonts w:ascii="Calibri" w:hAnsi="Calibri" w:eastAsia="Calibri"/>
-          <w:b/>
-          <w:i w:val="0"/>
-          <w:color w:val="004E8C"/>
-          <w:sz w:val="28"/>
-        </w:rPr>
-        <w:t>Elmi əhəmiyyəti</w:t>
+        <w:t>Elm üçün əhəmiyyəti</w:t>
       </w:r>
     </w:p>
     <w:p>
       <w:pPr>
-        <w:spacing w:after="160" w:line="276" w:lineRule="auto"/>
+        <w:widowControl/>
       </w:pPr>
       <w:r>
-        <w:rPr>
-          <w:rFonts w:ascii="Calibri" w:hAnsi="Calibri" w:eastAsia="Calibri"/>
-          <w:b w:val="0"/>
-          <w:i w:val="0"/>
-          <w:sz w:val="22"/>
-        </w:rPr>
-        <w:t>Kvant hesablamaları kompüter elmini kvant informasiya nəzəriyyəsi və təcrübi fizika ilə birləşdirir. O, dekohorensiyanın, küyün və kvant dolaşıqlığının son dərəcə dəqiq idarəsini tələb edir. Kimya və materialların modelləşdirilməsi əsas elmi tətbiq sahələrindəndir. İri kvant maşınları yaradılsa, kriptoqrafiya məsələlərin çətinliyinə dair indiki fərziyyələrini yenidən nəzərdən keçirməli olacaq. Bu sahə kövrək kvant davranışını idarə olunan mühəndislik parametrinə çevirir.</w:t>
+        <w:t>Kvant hesablamaları informatikanı kvant informasiya nəzəriyyəsi və təcrübi fizika ilə birləşdirir. Dekoherensiyanın — kvant halının uyğunluğunu itirməsinin, küyün və dolaşıqlığın dəqiq idarəsini tələb edir. Kimya və materialların modelləşdirilməsi əsas elmi tətbiq namizədləridir. Böyük maşınlar yaranarsa, kriptoqrafiya hansı məsələlərin çətin sayıldığını yenidən qiymətləndirməlidir. Kövrək kvant davranışı mühəndisin idarə etdiyi göstəriciyə çevrilir.</w:t>
       </w:r>
     </w:p>
     <w:p>
       <w:pPr>
-        <w:keepNext/>
-        <w:spacing w:before="240" w:after="120"/>
+        <w:pStyle w:val="Heading1"/>
+        <w:widowControl/>
       </w:pPr>
       <w:r>
-        <w:rPr>
-          <w:rFonts w:ascii="Calibri" w:hAnsi="Calibri" w:eastAsia="Calibri"/>
-          <w:b/>
-          <w:i w:val="0"/>
-          <w:color w:val="004E8C"/>
-          <w:sz w:val="28"/>
-        </w:rPr>
         <w:t>Sonrakı inkişafa təsiri</w:t>
       </w:r>
     </w:p>
     <w:p>
       <w:pPr>
-        <w:spacing w:after="160" w:line="276" w:lineRule="auto"/>
+        <w:widowControl/>
       </w:pPr>
       <w:r>
-        <w:rPr>
-          <w:rFonts w:ascii="Calibri" w:hAnsi="Calibri" w:eastAsia="Calibri"/>
-          <w:b w:val="0"/>
-          <w:i w:val="0"/>
-          <w:sz w:val="22"/>
-        </w:rPr>
-        <w:t>Bulud üzərindən kiçik kvant prosessorlarına çıxış yeni mütəxəssislərin hazırlanmasına kömək edir. Yarımkeçirici və kriogen texnologiyalar üzrə təchizat zəncirləri kubitlərin ehtiyaclarına uyğunlaşır. Hökumətlər kvant hesablamalarının yaxın qohumları olan kvant şəbəkələrini və sensorlarını maliyyələşdirirlər. Proqram təminatı sistemləri klassik və kvant hesablamalarını birləşdirən iş axınları yaradır.</w:t>
+        <w:t>Kiçik kvant prosessorlarına buluddan çıxış yeni mütəxəssislər yetişdirir. Yarımkeçirici və çox aşağı temperatur texnologiyalarının təchizatçıları kubit ehtiyaclarına uyğunlaşır. Dövlətlər hesablamaya yaxın sahələr olan kvant şəbəkələrini və ölçmə texnologiyalarını maliyyələşdirirlər. Proqram sistemləri adi və kvant hesablamalarını birləşdirən iş üsulları yaradır.</w:t>
       </w:r>
     </w:p>
     <w:p>
       <w:pPr>
-        <w:keepNext/>
-        <w:spacing w:before="240" w:after="120"/>
+        <w:pStyle w:val="Heading1"/>
+        <w:widowControl/>
       </w:pPr>
       <w:r>
-        <w:rPr>
-          <w:rFonts w:ascii="Calibri" w:hAnsi="Calibri" w:eastAsia="Calibri"/>
-          <w:b/>
-          <w:i w:val="0"/>
-          <w:color w:val="004E8C"/>
-          <w:sz w:val="28"/>
-        </w:rPr>
-        <w:t>İnsan həyatını necə dəyişdi?</w:t>
+        <w:t>İnsan həyatını necə dəyişib</w:t>
       </w:r>
     </w:p>
     <w:p>
       <w:pPr>
-        <w:spacing w:after="160" w:line="276" w:lineRule="auto"/>
+        <w:widowControl/>
       </w:pPr>
       <w:r>
-        <w:rPr>
-          <w:rFonts w:ascii="Calibri" w:hAnsi="Calibri" w:eastAsia="Calibri"/>
-          <w:b w:val="0"/>
-          <w:i w:val="0"/>
-          <w:sz w:val="22"/>
-        </w:rPr>
-        <w:t>Əksər insanlar dəyişiklikləri hələ dolayı yolla — xəbərlərdə, tədqiqat büdcələrində və gələcək kvant hücumlarına davamlı şifrələmədə — hiss edir. Mütəxəssislər artıq alqoritmləri və təhlükəsizlik planlarını yenidən qururlar. Şişirdilmiş gözləntilər və məyusluq dövrləri sərmayəyə və təhsilə təsir edir. Miqyası böyüdülə bilən maşınlar uğur qazansa, dərmanların hazırlanması və optimallaşdırma dəyişə bilər; uğur qazanmasa belə, yol boyu yaradılmış elmi vasitələr qalacaq.</w:t>
+        <w:t>Əksər insanlar üçün təsir hələ dolayıdır: xəbərlər, tədqiqat büdcələri və gələcək təhlükələrə uyğun şifrələmə. Mütəxəssislər artıq alqoritmləri və təhlükəsizlik planlarını dəyişirlər. Şişirdilmiş ümid və məyusluq dalğaları sərmayəyə və təhsilə təsir edir. Böyüdülə bilən maşınlar uğur qazansa, dərman hazırlanması və ən yaxşı həllin tapılması — optimallaşdırma dəyişə bilər. Uğur alınmasa belə, yolboyu hazırlanmış elmi alətlər qalacaq.</w:t>
       </w:r>
     </w:p>
     <w:p>
       <w:pPr>
-        <w:keepNext/>
-        <w:spacing w:before="240" w:after="120"/>
+        <w:pStyle w:val="Heading1"/>
+        <w:widowControl/>
       </w:pPr>
       <w:r>
-        <w:rPr>
-          <w:rFonts w:ascii="Calibri" w:hAnsi="Calibri" w:eastAsia="Calibri"/>
-          <w:b/>
-          <w:i w:val="0"/>
-          <w:color w:val="004E8C"/>
-          <w:sz w:val="28"/>
-        </w:rPr>
         <w:t>Mənbələr və istinadlar</w:t>
       </w:r>
     </w:p>
     <w:p>
       <w:pPr>
-        <w:keepNext/>
-        <w:spacing w:before="240" w:after="120"/>
+        <w:pStyle w:val="Heading2"/>
+        <w:widowControl/>
       </w:pPr>
       <w:r>
         <w:rPr>
-          <w:rFonts w:ascii="Calibri" w:hAnsi="Calibri" w:eastAsia="Calibri"/>
-          <w:b/>
-          <w:i w:val="0"/>
-          <w:color w:val="004E8C"/>
-          <w:sz w:val="24"/>
+          <w:sz w:val="20"/>
         </w:rPr>
-        <w:t>A. Kitablar və əsas elmi əsərlər</w:t>
+        <w:t>A Kitablar və əsas elmi əsərlər</w:t>
       </w:r>
     </w:p>
     <w:p>
       <w:pPr>
-        <w:spacing w:after="80"/>
-        <w:ind w:left="360"/>
+        <w:widowControl/>
       </w:pPr>
       <w:r>
         <w:rPr>
-          <w:rFonts w:ascii="Calibri" w:hAnsi="Calibri" w:eastAsia="Calibri"/>
-          <w:b w:val="0"/>
-          <w:i w:val="0"/>
-          <w:sz w:val="22"/>
+          <w:sz w:val="20"/>
         </w:rPr>
         <w:t>1. Nielsen, Michael A., and Isaac L. Chuang. Quantum Computation and Quantum Information. 10th anniversary ed. Cambridge: Cambridge University Press, 2010.</w:t>
       </w:r>
     </w:p>
     <w:p>
       <w:pPr>
-        <w:keepNext/>
-        <w:spacing w:before="240" w:after="120"/>
+        <w:pStyle w:val="Heading2"/>
+        <w:widowControl/>
       </w:pPr>
       <w:r>
         <w:rPr>
-          <w:rFonts w:ascii="Calibri" w:hAnsi="Calibri" w:eastAsia="Calibri"/>
-          <w:b/>
-          <w:i w:val="0"/>
-          <w:color w:val="004E8C"/>
-          <w:sz w:val="24"/>
+          <w:sz w:val="20"/>
         </w:rPr>
-        <w:t>C. Təşkilatların materialları və ensiklopedik mənbələr</w:t>
+        <w:t>C Qurumların materialları və ensiklopedik mənbələr</w:t>
       </w:r>
     </w:p>
     <w:p>
       <w:pPr>
-        <w:spacing w:after="80"/>
-        <w:ind w:left="360"/>
+        <w:widowControl/>
       </w:pPr>
       <w:r>
         <w:rPr>
-          <w:rFonts w:ascii="Calibri" w:hAnsi="Calibri" w:eastAsia="Calibri"/>
-          <w:b w:val="0"/>
-          <w:i w:val="0"/>
-          <w:sz w:val="22"/>
+          <w:sz w:val="20"/>
         </w:rPr>
-        <w:t>1. Encyclopaedia Britannica. “Quantum computer” (“Kvant kompüteri”).</w:t>
-      </w:r>
-      <w:r>
-        <w:rPr>
-          <w:rFonts w:ascii="Calibri" w:hAnsi="Calibri" w:eastAsia="Calibri"/>
-          <w:b w:val="0"/>
-          <w:i w:val="0"/>
-          <w:sz w:val="22"/>
-        </w:rPr>
-        <w:t xml:space="preserve"> </w:t>
+        <w:t xml:space="preserve">1. Encyclopaedia Britannica. 'Quantum computer.' </w:t>
       </w:r>
       <w:hyperlink r:id="rId9">
         <w:r>
           <w:rPr>
-            <w:rFonts w:ascii="Calibri" w:hAnsi="Calibri" w:eastAsia="Calibri"/>
-            <w:b w:val="0"/>
-            <w:i w:val="0"/>
-            <w:sz w:val="22"/>
-            <w:color w:val="0563C1"/>
-            <w:u w:val="single"/>
+            <w:sz w:val="20"/>
           </w:rPr>
           <w:t>https://www.britannica.com/technology/quantum-computer</w:t>
         </w:r>
       </w:hyperlink>
+      <w:r>
+        <w:rPr>
+          <w:sz w:val="20"/>
+        </w:rPr>
+      </w:r>
     </w:p>
     <w:p>
       <w:pPr>
-        <w:spacing w:after="80"/>
-        <w:ind w:left="360"/>
+        <w:widowControl/>
       </w:pPr>
       <w:r>
         <w:rPr>
-          <w:rFonts w:ascii="Calibri" w:hAnsi="Calibri" w:eastAsia="Calibri"/>
-          <w:b w:val="0"/>
-          <w:i w:val="0"/>
-          <w:sz w:val="22"/>
+          <w:sz w:val="20"/>
         </w:rPr>
-        <w:t>2. NIST. Kvant informasiya elmi proqramları.</w:t>
-      </w:r>
-      <w:r>
-        <w:rPr>
-          <w:rFonts w:ascii="Calibri" w:hAnsi="Calibri" w:eastAsia="Calibri"/>
-          <w:b w:val="0"/>
-          <w:i w:val="0"/>
-          <w:sz w:val="22"/>
-        </w:rPr>
-        <w:t xml:space="preserve"> </w:t>
+        <w:t xml:space="preserve">2. NIST. Quantum information science programmes. </w:t>
       </w:r>
       <w:hyperlink r:id="rId10">
         <w:r>
           <w:rPr>
-            <w:rFonts w:ascii="Calibri" w:hAnsi="Calibri" w:eastAsia="Calibri"/>
-            <w:b w:val="0"/>
-            <w:i w:val="0"/>
-            <w:sz w:val="22"/>
-            <w:color w:val="0563C1"/>
-            <w:u w:val="single"/>
+            <w:sz w:val="20"/>
           </w:rPr>
           <w:t>https://www.nist.gov/quantum-information-science</w:t>
         </w:r>
       </w:hyperlink>
-    </w:p>
-    <w:p>
-      <w:pPr>
-        <w:keepNext/>
-        <w:spacing w:before="240" w:after="120"/>
-      </w:pPr>
       <w:r>
         <w:rPr>
-          <w:rFonts w:ascii="Calibri" w:hAnsi="Calibri" w:eastAsia="Calibri"/>
-          <w:b/>
-          <w:i w:val="0"/>
-          <w:color w:val="004E8C"/>
-          <w:sz w:val="24"/>
+          <w:sz w:val="20"/>
         </w:rPr>
-        <w:t>D. Muzey, arxiv və kitabxana materialları</w:t>
       </w:r>
     </w:p>
     <w:p>
       <w:pPr>
-        <w:spacing w:after="80"/>
-        <w:ind w:left="360"/>
+        <w:pStyle w:val="Heading2"/>
+        <w:widowControl/>
       </w:pPr>
       <w:r>
         <w:rPr>
-          <w:rFonts w:ascii="Calibri" w:hAnsi="Calibri" w:eastAsia="Calibri"/>
-          <w:b w:val="0"/>
-          <w:i w:val="0"/>
-          <w:sz w:val="22"/>
+          <w:sz w:val="20"/>
         </w:rPr>
-        <w:t>1. Computer History Museum. Hesablama texnikasının tarixinə dair materiallar.</w:t>
+        <w:t>D Muzey arxiv və kitabxana materialları</w:t>
       </w:r>
+    </w:p>
+    <w:p>
+      <w:pPr>
+        <w:widowControl/>
+      </w:pPr>
       <w:r>
         <w:rPr>
-          <w:rFonts w:ascii="Calibri" w:hAnsi="Calibri" w:eastAsia="Calibri"/>
-          <w:b w:val="0"/>
-          <w:i w:val="0"/>
-          <w:sz w:val="22"/>
+          <w:sz w:val="20"/>
         </w:rPr>
-        <w:t xml:space="preserve"> </w:t>
+        <w:t xml:space="preserve">1. Computer History Museum. Computing history resources. </w:t>
       </w:r>
       <w:hyperlink r:id="rId11">
         <w:r>
           <w:rPr>
-            <w:rFonts w:ascii="Calibri" w:hAnsi="Calibri" w:eastAsia="Calibri"/>
-            <w:b w:val="0"/>
-            <w:i w:val="0"/>
-            <w:sz w:val="22"/>
-            <w:color w:val="0563C1"/>
-            <w:u w:val="single"/>
+            <w:sz w:val="20"/>
           </w:rPr>
           <w:t>https://www.computerhistory.org/</w:t>
         </w:r>
       </w:hyperlink>
-    </w:p>
-    <w:p>
-      <w:pPr>
-        <w:keepNext/>
-        <w:spacing w:before="240" w:after="120"/>
-      </w:pPr>
       <w:r>
         <w:rPr>
-          <w:rFonts w:ascii="Calibri" w:hAnsi="Calibri" w:eastAsia="Calibri"/>
-          <w:b/>
-          <w:i w:val="0"/>
-          <w:color w:val="004E8C"/>
-          <w:sz w:val="24"/>
+          <w:sz w:val="20"/>
         </w:rPr>
-        <w:t>J. Mətbuat, populyar elmi və ümumi məlumat mənbələri</w:t>
       </w:r>
     </w:p>
     <w:p>
       <w:pPr>
-        <w:spacing w:after="80"/>
-        <w:ind w:left="360"/>
+        <w:pStyle w:val="Heading2"/>
+        <w:widowControl/>
       </w:pPr>
       <w:r>
         <w:rPr>
-          <w:rFonts w:ascii="Calibri" w:hAnsi="Calibri" w:eastAsia="Calibri"/>
-          <w:b w:val="0"/>
-          <w:i w:val="0"/>
-          <w:sz w:val="22"/>
+          <w:sz w:val="20"/>
         </w:rPr>
-        <w:t>1. IBM. Kvant hesablamaları nədir?</w:t>
+        <w:t>J Mətbuat elmi kütləvi nəşrlər və ümumi mənbələr</w:t>
       </w:r>
+    </w:p>
+    <w:p>
+      <w:pPr>
+        <w:widowControl/>
+      </w:pPr>
       <w:r>
         <w:rPr>
-          <w:rFonts w:ascii="Calibri" w:hAnsi="Calibri" w:eastAsia="Calibri"/>
-          <w:b w:val="0"/>
-          <w:i w:val="0"/>
-          <w:sz w:val="22"/>
+          <w:sz w:val="20"/>
         </w:rPr>
-        <w:t xml:space="preserve"> </w:t>
+        <w:t xml:space="preserve">1. IBM. What is quantum computing? </w:t>
       </w:r>
       <w:hyperlink r:id="rId12">
         <w:r>
           <w:rPr>
-            <w:rFonts w:ascii="Calibri" w:hAnsi="Calibri" w:eastAsia="Calibri"/>
-            <w:b w:val="0"/>
-            <w:i w:val="0"/>
-            <w:sz w:val="22"/>
-            <w:color w:val="0563C1"/>
-            <w:u w:val="single"/>
+            <w:sz w:val="20"/>
           </w:rPr>
           <w:t>https://www.ibm.com/topics/quantum-computing</w:t>
         </w:r>
       </w:hyperlink>
+      <w:r>
+        <w:rPr>
+          <w:sz w:val="20"/>
+        </w:rPr>
+      </w:r>
     </w:p>
     <w:sectPr>
-      <w:pgSz w:w="12240" w:h="15840"/>
-      <w:pgMar w:top="1296" w:right="1440" w:bottom="1296" w:left="1440" w:header="720" w:footer="720" w:gutter="0"/>
+      <w:footerReference w:type="default" r:id="rId13"/>
+      <w:pgSz w:w="11906" w:h="16838"/>
+      <w:pgMar w:top="1020" w:right="1134" w:bottom="1020" w:left="1134" w:header="720" w:footer="720" w:gutter="0"/>
       <w:cols w:space="720"/>
       <w:docGrid w:linePitch="360"/>
     </w:sectPr>
   </w:body>
 </w:document>
+</file>
+
+<file path=word/footer1.xml><?xml version="1.0" encoding="utf-8"?>
+<w:ftr xmlns:m="http://schemas.openxmlformats.org/officeDocument/2006/math" xmlns:mc="http://schemas.openxmlformats.org/markup-compatibility/2006" xmlns:mo="http://schemas.microsoft.com/office/mac/office/2008/main" xmlns:mv="urn:schemas-microsoft-com:mac:vml" xmlns:o="urn:schemas-microsoft-com:office:office" xmlns:r="http://schemas.openxmlformats.org/officeDocument/2006/relationships" xmlns:v="urn:schemas-microsoft-com:vml" xmlns:w10="urn:schemas-microsoft-com:office:word" xmlns:w14="http://schemas.microsoft.com/office/word/2010/wordml" xmlns:w="http://schemas.openxmlformats.org/wordprocessingml/2006/main" xmlns:wne="http://schemas.microsoft.com/office/word/2006/wordml" xmlns:wp14="http://schemas.microsoft.com/office/word/2010/wordprocessingDrawing" xmlns:wp="http://schemas.openxmlformats.org/drawingml/2006/wordprocessingDrawing" xmlns:wpc="http://schemas.microsoft.com/office/word/2010/wordprocessingCanvas" xmlns:wpg="http://schemas.microsoft.com/office/word/2010/wordprocessingGroup" xmlns:wpi="http://schemas.microsoft.com/office/word/2010/wordprocessingInk" xmlns:wps="http://schemas.microsoft.com/office/word/2010/wordprocessingShape" mc:Ignorable="w14 wp14">
+  <w:p>
+    <w:pPr>
+      <w:pStyle w:val="Footer"/>
+      <w:jc w:val="right"/>
+    </w:pPr>
+    <w:fldSimple w:instr="PAGE"/>
+  </w:p>
+</w:ftr>
 </file>
 
 <file path=word/numbering.xml><?xml version="1.0" encoding="utf-8"?>
@@ -788,7 +594,7 @@
   <w:docDefaults>
     <w:rPrDefault>
       <w:rPr>
-        <w:rFonts w:asciiTheme="minorHAnsi" w:eastAsiaTheme="minorEastAsia" w:hAnsiTheme="minorHAnsi" w:cstheme="minorBidi"/>
+        <w:rFonts/>
         <w:sz w:val="22"/>
         <w:szCs w:val="22"/>
         <w:lang w:val="en-US" w:eastAsia="en-US" w:bidi="ar-SA"/>
@@ -943,6 +749,15 @@
     <w:name w:val="Normal"/>
     <w:qFormat/>
     <w:rsid w:val="00FC693F"/>
+    <w:pPr>
+      <w:spacing w:after="120" w:line="259" w:lineRule="auto"/>
+    </w:pPr>
+    <w:rPr>
+      <w:rFonts w:ascii="Times New Roman" w:hAnsi="Times New Roman"/>
+      <w:color w:val="000000"/>
+      <w:sz w:val="24"/>
+      <w:lang w:val="az-Latn-AZ"/>
+    </w:rPr>
   </w:style>
   <w:style w:type="paragraph" w:styleId="Header">
     <w:name w:val="header"/>
@@ -999,16 +814,17 @@
     <w:pPr>
       <w:keepNext/>
       <w:keepLines/>
-      <w:spacing w:before="480" w:after="0"/>
+      <w:spacing w:before="480" w:after="120" w:line="259" w:lineRule="auto"/>
       <w:outlineLvl w:val="0"/>
     </w:pPr>
     <w:rPr>
-      <w:rFonts w:asciiTheme="majorHAnsi" w:eastAsiaTheme="majorEastAsia" w:hAnsiTheme="majorHAnsi" w:cstheme="majorBidi"/>
+      <w:rFonts w:ascii="Times New Roman" w:hAnsi="Times New Roman"/>
       <w:b/>
       <w:bCs/>
-      <w:color w:val="365F91" w:themeColor="accent1" w:themeShade="BF"/>
-      <w:sz w:val="28"/>
+      <w:color w:val="000000"/>
+      <w:sz w:val="26"/>
       <w:szCs w:val="28"/>
+      <w:lang w:val="az-Latn-AZ"/>
     </w:rPr>
   </w:style>
   <w:style w:type="paragraph" w:styleId="Heading2">
@@ -1023,16 +839,17 @@
     <w:pPr>
       <w:keepNext/>
       <w:keepLines/>
-      <w:spacing w:before="200" w:after="0"/>
+      <w:spacing w:before="200" w:after="120" w:line="259" w:lineRule="auto"/>
       <w:outlineLvl w:val="1"/>
     </w:pPr>
     <w:rPr>
-      <w:rFonts w:asciiTheme="majorHAnsi" w:eastAsiaTheme="majorEastAsia" w:hAnsiTheme="majorHAnsi" w:cstheme="majorBidi"/>
+      <w:rFonts w:ascii="Times New Roman" w:hAnsi="Times New Roman"/>
       <w:b/>
       <w:bCs/>
-      <w:color w:val="4F81BD" w:themeColor="accent1"/>
+      <w:color w:val="000000"/>
       <w:sz w:val="26"/>
       <w:szCs w:val="26"/>
+      <w:lang w:val="az-Latn-AZ"/>
     </w:rPr>
   </w:style>
   <w:style w:type="paragraph" w:styleId="Heading3">
@@ -1051,7 +868,7 @@
       <w:outlineLvl w:val="2"/>
     </w:pPr>
     <w:rPr>
-      <w:rFonts w:asciiTheme="majorHAnsi" w:eastAsiaTheme="majorEastAsia" w:hAnsiTheme="majorHAnsi" w:cstheme="majorBidi"/>
+      <w:rFonts/>
       <w:b/>
       <w:bCs/>
       <w:color w:val="4F81BD" w:themeColor="accent1"/>
@@ -1074,7 +891,7 @@
       <w:outlineLvl w:val="3"/>
     </w:pPr>
     <w:rPr>
-      <w:rFonts w:asciiTheme="majorHAnsi" w:eastAsiaTheme="majorEastAsia" w:hAnsiTheme="majorHAnsi" w:cstheme="majorBidi"/>
+      <w:rFonts/>
       <w:b/>
       <w:bCs/>
       <w:i/>
@@ -1099,7 +916,7 @@
       <w:outlineLvl w:val="4"/>
     </w:pPr>
     <w:rPr>
-      <w:rFonts w:asciiTheme="majorHAnsi" w:eastAsiaTheme="majorEastAsia" w:hAnsiTheme="majorHAnsi" w:cstheme="majorBidi"/>
+      <w:rFonts/>
       <w:color w:val="243F60" w:themeColor="accent1" w:themeShade="7F"/>
     </w:rPr>
   </w:style>
@@ -1120,7 +937,7 @@
       <w:outlineLvl w:val="5"/>
     </w:pPr>
     <w:rPr>
-      <w:rFonts w:asciiTheme="majorHAnsi" w:eastAsiaTheme="majorEastAsia" w:hAnsiTheme="majorHAnsi" w:cstheme="majorBidi"/>
+      <w:rFonts/>
       <w:i/>
       <w:iCs/>
       <w:color w:val="243F60" w:themeColor="accent1" w:themeShade="7F"/>
@@ -1143,7 +960,7 @@
       <w:outlineLvl w:val="6"/>
     </w:pPr>
     <w:rPr>
-      <w:rFonts w:asciiTheme="majorHAnsi" w:eastAsiaTheme="majorEastAsia" w:hAnsiTheme="majorHAnsi" w:cstheme="majorBidi"/>
+      <w:rFonts/>
       <w:i/>
       <w:iCs/>
       <w:color w:val="404040" w:themeColor="text1" w:themeTint="BF"/>
@@ -1166,7 +983,7 @@
       <w:outlineLvl w:val="7"/>
     </w:pPr>
     <w:rPr>
-      <w:rFonts w:asciiTheme="majorHAnsi" w:eastAsiaTheme="majorEastAsia" w:hAnsiTheme="majorHAnsi" w:cstheme="majorBidi"/>
+      <w:rFonts/>
       <w:color w:val="4F81BD" w:themeColor="accent1"/>
       <w:sz w:val="20"/>
       <w:szCs w:val="20"/>
@@ -1189,7 +1006,7 @@
       <w:outlineLvl w:val="8"/>
     </w:pPr>
     <w:rPr>
-      <w:rFonts w:asciiTheme="majorHAnsi" w:eastAsiaTheme="majorEastAsia" w:hAnsiTheme="majorHAnsi" w:cstheme="majorBidi"/>
+      <w:rFonts/>
       <w:i/>
       <w:iCs/>
       <w:color w:val="404040" w:themeColor="text1" w:themeTint="BF"/>
@@ -1240,7 +1057,7 @@
     <w:uiPriority w:val="9"/>
     <w:rsid w:val="00FC693F"/>
     <w:rPr>
-      <w:rFonts w:asciiTheme="majorHAnsi" w:eastAsiaTheme="majorEastAsia" w:hAnsiTheme="majorHAnsi" w:cstheme="majorBidi"/>
+      <w:rFonts/>
       <w:b/>
       <w:bCs/>
       <w:color w:val="365F91" w:themeColor="accent1" w:themeShade="BF"/>
@@ -1255,7 +1072,7 @@
     <w:uiPriority w:val="9"/>
     <w:rsid w:val="00FC693F"/>
     <w:rPr>
-      <w:rFonts w:asciiTheme="majorHAnsi" w:eastAsiaTheme="majorEastAsia" w:hAnsiTheme="majorHAnsi" w:cstheme="majorBidi"/>
+      <w:rFonts/>
       <w:b/>
       <w:bCs/>
       <w:color w:val="4F81BD" w:themeColor="accent1"/>
@@ -1270,7 +1087,7 @@
     <w:uiPriority w:val="9"/>
     <w:rsid w:val="00FC693F"/>
     <w:rPr>
-      <w:rFonts w:asciiTheme="majorHAnsi" w:eastAsiaTheme="majorEastAsia" w:hAnsiTheme="majorHAnsi" w:cstheme="majorBidi"/>
+      <w:rFonts/>
       <w:b/>
       <w:bCs/>
       <w:color w:val="4F81BD" w:themeColor="accent1"/>
@@ -1285,19 +1102,17 @@
     <w:qFormat/>
     <w:rsid w:val="00FC693F"/>
     <w:pPr>
-      <w:pBdr>
-        <w:bottom w:val="single" w:sz="8" w:space="4" w:color="4F81BD" w:themeColor="accent1"/>
-      </w:pBdr>
-      <w:spacing w:after="300" w:line="240" w:lineRule="auto"/>
+      <w:spacing w:after="120" w:line="259" w:lineRule="auto"/>
       <w:contextualSpacing/>
     </w:pPr>
     <w:rPr>
-      <w:rFonts w:asciiTheme="majorHAnsi" w:eastAsiaTheme="majorEastAsia" w:hAnsiTheme="majorHAnsi" w:cstheme="majorBidi"/>
-      <w:color w:val="17365D" w:themeColor="text2" w:themeShade="BF"/>
+      <w:rFonts w:ascii="Times New Roman" w:hAnsi="Times New Roman"/>
+      <w:color w:val="000000"/>
       <w:spacing w:val="5"/>
       <w:kern w:val="28"/>
-      <w:sz w:val="52"/>
+      <w:sz w:val="40"/>
       <w:szCs w:val="52"/>
+      <w:lang w:val="az-Latn-AZ"/>
     </w:rPr>
   </w:style>
   <w:style w:type="character" w:customStyle="1" w:styleId="TitleChar">
@@ -1307,7 +1122,7 @@
     <w:uiPriority w:val="10"/>
     <w:rsid w:val="00FC693F"/>
     <w:rPr>
-      <w:rFonts w:asciiTheme="majorHAnsi" w:eastAsiaTheme="majorEastAsia" w:hAnsiTheme="majorHAnsi" w:cstheme="majorBidi"/>
+      <w:rFonts/>
       <w:color w:val="17365D" w:themeColor="text2" w:themeShade="BF"/>
       <w:spacing w:val="5"/>
       <w:kern w:val="28"/>
@@ -1329,7 +1144,7 @@
       </w:numPr>
     </w:pPr>
     <w:rPr>
-      <w:rFonts w:asciiTheme="majorHAnsi" w:eastAsiaTheme="majorEastAsia" w:hAnsiTheme="majorHAnsi" w:cstheme="majorBidi"/>
+      <w:rFonts/>
       <w:i/>
       <w:iCs/>
       <w:color w:val="4F81BD" w:themeColor="accent1"/>
@@ -1345,7 +1160,7 @@
     <w:uiPriority w:val="11"/>
     <w:rsid w:val="00FC693F"/>
     <w:rPr>
-      <w:rFonts w:asciiTheme="majorHAnsi" w:eastAsiaTheme="majorEastAsia" w:hAnsiTheme="majorHAnsi" w:cstheme="majorBidi"/>
+      <w:rFonts/>
       <w:i/>
       <w:iCs/>
       <w:color w:val="4F81BD" w:themeColor="accent1"/>
@@ -1470,8 +1285,15 @@
       <w:numPr>
         <w:numId w:val="1"/>
       </w:numPr>
+      <w:spacing w:after="120" w:line="259" w:lineRule="auto"/>
       <w:contextualSpacing/>
     </w:pPr>
+    <w:rPr>
+      <w:rFonts w:ascii="Times New Roman" w:hAnsi="Times New Roman"/>
+      <w:color w:val="000000"/>
+      <w:sz w:val="24"/>
+      <w:lang w:val="az-Latn-AZ"/>
+    </w:rPr>
   </w:style>
   <w:style w:type="paragraph" w:styleId="ListBullet2">
     <w:name w:val="List Bullet 2"/>
@@ -1643,7 +1465,7 @@
     <w:semiHidden/>
     <w:rsid w:val="00FC693F"/>
     <w:rPr>
-      <w:rFonts w:asciiTheme="majorHAnsi" w:eastAsiaTheme="majorEastAsia" w:hAnsiTheme="majorHAnsi" w:cstheme="majorBidi"/>
+      <w:rFonts/>
       <w:b/>
       <w:bCs/>
       <w:i/>
@@ -1659,7 +1481,7 @@
     <w:semiHidden/>
     <w:rsid w:val="00FC693F"/>
     <w:rPr>
-      <w:rFonts w:asciiTheme="majorHAnsi" w:eastAsiaTheme="majorEastAsia" w:hAnsiTheme="majorHAnsi" w:cstheme="majorBidi"/>
+      <w:rFonts/>
       <w:color w:val="243F60" w:themeColor="accent1" w:themeShade="7F"/>
     </w:rPr>
   </w:style>
@@ -1671,7 +1493,7 @@
     <w:semiHidden/>
     <w:rsid w:val="00FC693F"/>
     <w:rPr>
-      <w:rFonts w:asciiTheme="majorHAnsi" w:eastAsiaTheme="majorEastAsia" w:hAnsiTheme="majorHAnsi" w:cstheme="majorBidi"/>
+      <w:rFonts/>
       <w:i/>
       <w:iCs/>
       <w:color w:val="243F60" w:themeColor="accent1" w:themeShade="7F"/>
@@ -1685,7 +1507,7 @@
     <w:semiHidden/>
     <w:rsid w:val="00FC693F"/>
     <w:rPr>
-      <w:rFonts w:asciiTheme="majorHAnsi" w:eastAsiaTheme="majorEastAsia" w:hAnsiTheme="majorHAnsi" w:cstheme="majorBidi"/>
+      <w:rFonts/>
       <w:i/>
       <w:iCs/>
       <w:color w:val="404040" w:themeColor="text1" w:themeTint="BF"/>
@@ -1699,7 +1521,7 @@
     <w:semiHidden/>
     <w:rsid w:val="00FC693F"/>
     <w:rPr>
-      <w:rFonts w:asciiTheme="majorHAnsi" w:eastAsiaTheme="majorEastAsia" w:hAnsiTheme="majorHAnsi" w:cstheme="majorBidi"/>
+      <w:rFonts/>
       <w:color w:val="4F81BD" w:themeColor="accent1"/>
       <w:sz w:val="20"/>
       <w:szCs w:val="20"/>
@@ -1713,7 +1535,7 @@
     <w:semiHidden/>
     <w:rsid w:val="00FC693F"/>
     <w:rPr>
-      <w:rFonts w:asciiTheme="majorHAnsi" w:eastAsiaTheme="majorEastAsia" w:hAnsiTheme="majorHAnsi" w:cstheme="majorBidi"/>
+      <w:rFonts/>
       <w:i/>
       <w:iCs/>
       <w:color w:val="404040" w:themeColor="text1" w:themeTint="BF"/>
@@ -1772,9 +1594,6 @@
     <w:qFormat/>
     <w:rsid w:val="00FC693F"/>
     <w:pPr>
-      <w:pBdr>
-        <w:bottom w:val="single" w:sz="4" w:space="4" w:color="4F81BD" w:themeColor="accent1"/>
-      </w:pBdr>
       <w:spacing w:before="200" w:after="280"/>
       <w:ind w:left="936" w:right="936"/>
     </w:pPr>
@@ -3302,7 +3121,7 @@
         <w:spacing w:before="0" w:after="0" w:line="240" w:lineRule="auto"/>
       </w:pPr>
       <w:rPr>
-        <w:rFonts w:asciiTheme="majorHAnsi" w:eastAsiaTheme="majorEastAsia" w:hAnsiTheme="majorHAnsi" w:cstheme="majorBidi"/>
+        <w:rFonts/>
         <w:b/>
         <w:bCs/>
       </w:rPr>
@@ -3323,7 +3142,7 @@
         <w:spacing w:before="0" w:after="0" w:line="240" w:lineRule="auto"/>
       </w:pPr>
       <w:rPr>
-        <w:rFonts w:asciiTheme="majorHAnsi" w:eastAsiaTheme="majorEastAsia" w:hAnsiTheme="majorHAnsi" w:cstheme="majorBidi"/>
+        <w:rFonts/>
         <w:b/>
         <w:bCs/>
       </w:rPr>
@@ -3341,14 +3160,14 @@
     </w:tblStylePr>
     <w:tblStylePr w:type="firstCol">
       <w:rPr>
-        <w:rFonts w:asciiTheme="majorHAnsi" w:eastAsiaTheme="majorEastAsia" w:hAnsiTheme="majorHAnsi" w:cstheme="majorBidi"/>
+        <w:rFonts/>
         <w:b/>
         <w:bCs/>
       </w:rPr>
     </w:tblStylePr>
     <w:tblStylePr w:type="lastCol">
       <w:rPr>
-        <w:rFonts w:asciiTheme="majorHAnsi" w:eastAsiaTheme="majorEastAsia" w:hAnsiTheme="majorHAnsi" w:cstheme="majorBidi"/>
+        <w:rFonts/>
         <w:b/>
         <w:bCs/>
       </w:rPr>
@@ -3432,7 +3251,7 @@
         <w:spacing w:before="0" w:after="0" w:line="240" w:lineRule="auto"/>
       </w:pPr>
       <w:rPr>
-        <w:rFonts w:asciiTheme="majorHAnsi" w:eastAsiaTheme="majorEastAsia" w:hAnsiTheme="majorHAnsi" w:cstheme="majorBidi"/>
+        <w:rFonts/>
         <w:b/>
         <w:bCs/>
       </w:rPr>
@@ -3453,7 +3272,7 @@
         <w:spacing w:before="0" w:after="0" w:line="240" w:lineRule="auto"/>
       </w:pPr>
       <w:rPr>
-        <w:rFonts w:asciiTheme="majorHAnsi" w:eastAsiaTheme="majorEastAsia" w:hAnsiTheme="majorHAnsi" w:cstheme="majorBidi"/>
+        <w:rFonts/>
         <w:b/>
         <w:bCs/>
       </w:rPr>
@@ -3471,14 +3290,14 @@
     </w:tblStylePr>
     <w:tblStylePr w:type="firstCol">
       <w:rPr>
-        <w:rFonts w:asciiTheme="majorHAnsi" w:eastAsiaTheme="majorEastAsia" w:hAnsiTheme="majorHAnsi" w:cstheme="majorBidi"/>
+        <w:rFonts/>
         <w:b/>
         <w:bCs/>
       </w:rPr>
     </w:tblStylePr>
     <w:tblStylePr w:type="lastCol">
       <w:rPr>
-        <w:rFonts w:asciiTheme="majorHAnsi" w:eastAsiaTheme="majorEastAsia" w:hAnsiTheme="majorHAnsi" w:cstheme="majorBidi"/>
+        <w:rFonts/>
         <w:b/>
         <w:bCs/>
       </w:rPr>
@@ -3562,7 +3381,7 @@
         <w:spacing w:before="0" w:after="0" w:line="240" w:lineRule="auto"/>
       </w:pPr>
       <w:rPr>
-        <w:rFonts w:asciiTheme="majorHAnsi" w:eastAsiaTheme="majorEastAsia" w:hAnsiTheme="majorHAnsi" w:cstheme="majorBidi"/>
+        <w:rFonts/>
         <w:b/>
         <w:bCs/>
       </w:rPr>
@@ -3583,7 +3402,7 @@
         <w:spacing w:before="0" w:after="0" w:line="240" w:lineRule="auto"/>
       </w:pPr>
       <w:rPr>
-        <w:rFonts w:asciiTheme="majorHAnsi" w:eastAsiaTheme="majorEastAsia" w:hAnsiTheme="majorHAnsi" w:cstheme="majorBidi"/>
+        <w:rFonts/>
         <w:b/>
         <w:bCs/>
       </w:rPr>
@@ -3601,14 +3420,14 @@
     </w:tblStylePr>
     <w:tblStylePr w:type="firstCol">
       <w:rPr>
-        <w:rFonts w:asciiTheme="majorHAnsi" w:eastAsiaTheme="majorEastAsia" w:hAnsiTheme="majorHAnsi" w:cstheme="majorBidi"/>
+        <w:rFonts/>
         <w:b/>
         <w:bCs/>
       </w:rPr>
     </w:tblStylePr>
     <w:tblStylePr w:type="lastCol">
       <w:rPr>
-        <w:rFonts w:asciiTheme="majorHAnsi" w:eastAsiaTheme="majorEastAsia" w:hAnsiTheme="majorHAnsi" w:cstheme="majorBidi"/>
+        <w:rFonts/>
         <w:b/>
         <w:bCs/>
       </w:rPr>
@@ -3692,7 +3511,7 @@
         <w:spacing w:before="0" w:after="0" w:line="240" w:lineRule="auto"/>
       </w:pPr>
       <w:rPr>
-        <w:rFonts w:asciiTheme="majorHAnsi" w:eastAsiaTheme="majorEastAsia" w:hAnsiTheme="majorHAnsi" w:cstheme="majorBidi"/>
+        <w:rFonts/>
         <w:b/>
         <w:bCs/>
       </w:rPr>
@@ -3713,7 +3532,7 @@
         <w:spacing w:before="0" w:after="0" w:line="240" w:lineRule="auto"/>
       </w:pPr>
       <w:rPr>
-        <w:rFonts w:asciiTheme="majorHAnsi" w:eastAsiaTheme="majorEastAsia" w:hAnsiTheme="majorHAnsi" w:cstheme="majorBidi"/>
+        <w:rFonts/>
         <w:b/>
         <w:bCs/>
       </w:rPr>
@@ -3731,14 +3550,14 @@
     </w:tblStylePr>
     <w:tblStylePr w:type="firstCol">
       <w:rPr>
-        <w:rFonts w:asciiTheme="majorHAnsi" w:eastAsiaTheme="majorEastAsia" w:hAnsiTheme="majorHAnsi" w:cstheme="majorBidi"/>
+        <w:rFonts/>
         <w:b/>
         <w:bCs/>
       </w:rPr>
     </w:tblStylePr>
     <w:tblStylePr w:type="lastCol">
       <w:rPr>
-        <w:rFonts w:asciiTheme="majorHAnsi" w:eastAsiaTheme="majorEastAsia" w:hAnsiTheme="majorHAnsi" w:cstheme="majorBidi"/>
+        <w:rFonts/>
         <w:b/>
         <w:bCs/>
       </w:rPr>
@@ -3822,7 +3641,7 @@
         <w:spacing w:before="0" w:after="0" w:line="240" w:lineRule="auto"/>
       </w:pPr>
       <w:rPr>
-        <w:rFonts w:asciiTheme="majorHAnsi" w:eastAsiaTheme="majorEastAsia" w:hAnsiTheme="majorHAnsi" w:cstheme="majorBidi"/>
+        <w:rFonts/>
         <w:b/>
         <w:bCs/>
       </w:rPr>
@@ -3843,7 +3662,7 @@
         <w:spacing w:before="0" w:after="0" w:line="240" w:lineRule="auto"/>
       </w:pPr>
       <w:rPr>
-        <w:rFonts w:asciiTheme="majorHAnsi" w:eastAsiaTheme="majorEastAsia" w:hAnsiTheme="majorHAnsi" w:cstheme="majorBidi"/>
+        <w:rFonts/>
         <w:b/>
         <w:bCs/>
       </w:rPr>
@@ -3861,14 +3680,14 @@
     </w:tblStylePr>
     <w:tblStylePr w:type="firstCol">
       <w:rPr>
-        <w:rFonts w:asciiTheme="majorHAnsi" w:eastAsiaTheme="majorEastAsia" w:hAnsiTheme="majorHAnsi" w:cstheme="majorBidi"/>
+        <w:rFonts/>
         <w:b/>
         <w:bCs/>
       </w:rPr>
     </w:tblStylePr>
     <w:tblStylePr w:type="lastCol">
       <w:rPr>
-        <w:rFonts w:asciiTheme="majorHAnsi" w:eastAsiaTheme="majorEastAsia" w:hAnsiTheme="majorHAnsi" w:cstheme="majorBidi"/>
+        <w:rFonts/>
         <w:b/>
         <w:bCs/>
       </w:rPr>
@@ -3952,7 +3771,7 @@
         <w:spacing w:before="0" w:after="0" w:line="240" w:lineRule="auto"/>
       </w:pPr>
       <w:rPr>
-        <w:rFonts w:asciiTheme="majorHAnsi" w:eastAsiaTheme="majorEastAsia" w:hAnsiTheme="majorHAnsi" w:cstheme="majorBidi"/>
+        <w:rFonts/>
         <w:b/>
         <w:bCs/>
       </w:rPr>
@@ -3973,7 +3792,7 @@
         <w:spacing w:before="0" w:after="0" w:line="240" w:lineRule="auto"/>
       </w:pPr>
       <w:rPr>
-        <w:rFonts w:asciiTheme="majorHAnsi" w:eastAsiaTheme="majorEastAsia" w:hAnsiTheme="majorHAnsi" w:cstheme="majorBidi"/>
+        <w:rFonts/>
         <w:b/>
         <w:bCs/>
       </w:rPr>
@@ -3991,14 +3810,14 @@
     </w:tblStylePr>
     <w:tblStylePr w:type="firstCol">
       <w:rPr>
-        <w:rFonts w:asciiTheme="majorHAnsi" w:eastAsiaTheme="majorEastAsia" w:hAnsiTheme="majorHAnsi" w:cstheme="majorBidi"/>
+        <w:rFonts/>
         <w:b/>
         <w:bCs/>
       </w:rPr>
     </w:tblStylePr>
     <w:tblStylePr w:type="lastCol">
       <w:rPr>
-        <w:rFonts w:asciiTheme="majorHAnsi" w:eastAsiaTheme="majorEastAsia" w:hAnsiTheme="majorHAnsi" w:cstheme="majorBidi"/>
+        <w:rFonts/>
         <w:b/>
         <w:bCs/>
       </w:rPr>
@@ -4082,7 +3901,7 @@
         <w:spacing w:before="0" w:after="0" w:line="240" w:lineRule="auto"/>
       </w:pPr>
       <w:rPr>
-        <w:rFonts w:asciiTheme="majorHAnsi" w:eastAsiaTheme="majorEastAsia" w:hAnsiTheme="majorHAnsi" w:cstheme="majorBidi"/>
+        <w:rFonts/>
         <w:b/>
         <w:bCs/>
       </w:rPr>
@@ -4103,7 +3922,7 @@
         <w:spacing w:before="0" w:after="0" w:line="240" w:lineRule="auto"/>
       </w:pPr>
       <w:rPr>
-        <w:rFonts w:asciiTheme="majorHAnsi" w:eastAsiaTheme="majorEastAsia" w:hAnsiTheme="majorHAnsi" w:cstheme="majorBidi"/>
+        <w:rFonts/>
         <w:b/>
         <w:bCs/>
       </w:rPr>
@@ -4121,14 +3940,14 @@
     </w:tblStylePr>
     <w:tblStylePr w:type="firstCol">
       <w:rPr>
-        <w:rFonts w:asciiTheme="majorHAnsi" w:eastAsiaTheme="majorEastAsia" w:hAnsiTheme="majorHAnsi" w:cstheme="majorBidi"/>
+        <w:rFonts/>
         <w:b/>
         <w:bCs/>
       </w:rPr>
     </w:tblStylePr>
     <w:tblStylePr w:type="lastCol">
       <w:rPr>
-        <w:rFonts w:asciiTheme="majorHAnsi" w:eastAsiaTheme="majorEastAsia" w:hAnsiTheme="majorHAnsi" w:cstheme="majorBidi"/>
+        <w:rFonts/>
         <w:b/>
         <w:bCs/>
       </w:rPr>
@@ -5993,7 +5812,7 @@
     </w:tblPr>
     <w:tblStylePr w:type="firstRow">
       <w:rPr>
-        <w:rFonts w:asciiTheme="majorHAnsi" w:eastAsiaTheme="majorEastAsia" w:hAnsiTheme="majorHAnsi" w:cstheme="majorBidi"/>
+        <w:rFonts/>
       </w:rPr>
       <w:tblPr/>
       <w:tcPr>
@@ -6077,7 +5896,7 @@
     </w:tblPr>
     <w:tblStylePr w:type="firstRow">
       <w:rPr>
-        <w:rFonts w:asciiTheme="majorHAnsi" w:eastAsiaTheme="majorEastAsia" w:hAnsiTheme="majorHAnsi" w:cstheme="majorBidi"/>
+        <w:rFonts/>
       </w:rPr>
       <w:tblPr/>
       <w:tcPr>
@@ -6161,7 +5980,7 @@
     </w:tblPr>
     <w:tblStylePr w:type="firstRow">
       <w:rPr>
-        <w:rFonts w:asciiTheme="majorHAnsi" w:eastAsiaTheme="majorEastAsia" w:hAnsiTheme="majorHAnsi" w:cstheme="majorBidi"/>
+        <w:rFonts/>
       </w:rPr>
       <w:tblPr/>
       <w:tcPr>
@@ -6245,7 +6064,7 @@
     </w:tblPr>
     <w:tblStylePr w:type="firstRow">
       <w:rPr>
-        <w:rFonts w:asciiTheme="majorHAnsi" w:eastAsiaTheme="majorEastAsia" w:hAnsiTheme="majorHAnsi" w:cstheme="majorBidi"/>
+        <w:rFonts/>
       </w:rPr>
       <w:tblPr/>
       <w:tcPr>
@@ -6329,7 +6148,7 @@
     </w:tblPr>
     <w:tblStylePr w:type="firstRow">
       <w:rPr>
-        <w:rFonts w:asciiTheme="majorHAnsi" w:eastAsiaTheme="majorEastAsia" w:hAnsiTheme="majorHAnsi" w:cstheme="majorBidi"/>
+        <w:rFonts/>
       </w:rPr>
       <w:tblPr/>
       <w:tcPr>
@@ -6413,7 +6232,7 @@
     </w:tblPr>
     <w:tblStylePr w:type="firstRow">
       <w:rPr>
-        <w:rFonts w:asciiTheme="majorHAnsi" w:eastAsiaTheme="majorEastAsia" w:hAnsiTheme="majorHAnsi" w:cstheme="majorBidi"/>
+        <w:rFonts/>
       </w:rPr>
       <w:tblPr/>
       <w:tcPr>
@@ -6497,7 +6316,7 @@
     </w:tblPr>
     <w:tblStylePr w:type="firstRow">
       <w:rPr>
-        <w:rFonts w:asciiTheme="majorHAnsi" w:eastAsiaTheme="majorEastAsia" w:hAnsiTheme="majorHAnsi" w:cstheme="majorBidi"/>
+        <w:rFonts/>
       </w:rPr>
       <w:tblPr/>
       <w:tcPr>
@@ -6562,7 +6381,7 @@
       <w:spacing w:after="0" w:line="240" w:lineRule="auto"/>
     </w:pPr>
     <w:rPr>
-      <w:rFonts w:asciiTheme="majorHAnsi" w:eastAsiaTheme="majorEastAsia" w:hAnsiTheme="majorHAnsi" w:cstheme="majorBidi"/>
+      <w:rFonts/>
       <w:color w:val="000000" w:themeColor="text1"/>
     </w:rPr>
     <w:tblPr>
@@ -6690,7 +6509,7 @@
       <w:spacing w:after="0" w:line="240" w:lineRule="auto"/>
     </w:pPr>
     <w:rPr>
-      <w:rFonts w:asciiTheme="majorHAnsi" w:eastAsiaTheme="majorEastAsia" w:hAnsiTheme="majorHAnsi" w:cstheme="majorBidi"/>
+      <w:rFonts/>
       <w:color w:val="000000" w:themeColor="text1"/>
     </w:rPr>
     <w:tblPr>
@@ -6818,7 +6637,7 @@
       <w:spacing w:after="0" w:line="240" w:lineRule="auto"/>
     </w:pPr>
     <w:rPr>
-      <w:rFonts w:asciiTheme="majorHAnsi" w:eastAsiaTheme="majorEastAsia" w:hAnsiTheme="majorHAnsi" w:cstheme="majorBidi"/>
+      <w:rFonts/>
       <w:color w:val="000000" w:themeColor="text1"/>
     </w:rPr>
     <w:tblPr>
@@ -6946,7 +6765,7 @@
       <w:spacing w:after="0" w:line="240" w:lineRule="auto"/>
     </w:pPr>
     <w:rPr>
-      <w:rFonts w:asciiTheme="majorHAnsi" w:eastAsiaTheme="majorEastAsia" w:hAnsiTheme="majorHAnsi" w:cstheme="majorBidi"/>
+      <w:rFonts/>
       <w:color w:val="000000" w:themeColor="text1"/>
     </w:rPr>
     <w:tblPr>
@@ -7074,7 +6893,7 @@
       <w:spacing w:after="0" w:line="240" w:lineRule="auto"/>
     </w:pPr>
     <w:rPr>
-      <w:rFonts w:asciiTheme="majorHAnsi" w:eastAsiaTheme="majorEastAsia" w:hAnsiTheme="majorHAnsi" w:cstheme="majorBidi"/>
+      <w:rFonts/>
       <w:color w:val="000000" w:themeColor="text1"/>
     </w:rPr>
     <w:tblPr>
@@ -7202,7 +7021,7 @@
       <w:spacing w:after="0" w:line="240" w:lineRule="auto"/>
     </w:pPr>
     <w:rPr>
-      <w:rFonts w:asciiTheme="majorHAnsi" w:eastAsiaTheme="majorEastAsia" w:hAnsiTheme="majorHAnsi" w:cstheme="majorBidi"/>
+      <w:rFonts/>
       <w:color w:val="000000" w:themeColor="text1"/>
     </w:rPr>
     <w:tblPr>
@@ -7330,7 +7149,7 @@
       <w:spacing w:after="0" w:line="240" w:lineRule="auto"/>
     </w:pPr>
     <w:rPr>
-      <w:rFonts w:asciiTheme="majorHAnsi" w:eastAsiaTheme="majorEastAsia" w:hAnsiTheme="majorHAnsi" w:cstheme="majorBidi"/>
+      <w:rFonts/>
       <w:color w:val="000000" w:themeColor="text1"/>
     </w:rPr>
     <w:tblPr>
@@ -7969,7 +7788,7 @@
       <w:spacing w:after="0" w:line="240" w:lineRule="auto"/>
     </w:pPr>
     <w:rPr>
-      <w:rFonts w:asciiTheme="majorHAnsi" w:eastAsiaTheme="majorEastAsia" w:hAnsiTheme="majorHAnsi" w:cstheme="majorBidi"/>
+      <w:rFonts/>
       <w:color w:val="000000" w:themeColor="text1"/>
     </w:rPr>
     <w:tblPr>
@@ -8094,7 +7913,7 @@
       <w:spacing w:after="0" w:line="240" w:lineRule="auto"/>
     </w:pPr>
     <w:rPr>
-      <w:rFonts w:asciiTheme="majorHAnsi" w:eastAsiaTheme="majorEastAsia" w:hAnsiTheme="majorHAnsi" w:cstheme="majorBidi"/>
+      <w:rFonts/>
       <w:color w:val="000000" w:themeColor="text1"/>
     </w:rPr>
     <w:tblPr>
@@ -8219,7 +8038,7 @@
       <w:spacing w:after="0" w:line="240" w:lineRule="auto"/>
     </w:pPr>
     <w:rPr>
-      <w:rFonts w:asciiTheme="majorHAnsi" w:eastAsiaTheme="majorEastAsia" w:hAnsiTheme="majorHAnsi" w:cstheme="majorBidi"/>
+      <w:rFonts/>
       <w:color w:val="000000" w:themeColor="text1"/>
     </w:rPr>
     <w:tblPr>
@@ -8344,7 +8163,7 @@
       <w:spacing w:after="0" w:line="240" w:lineRule="auto"/>
     </w:pPr>
     <w:rPr>
-      <w:rFonts w:asciiTheme="majorHAnsi" w:eastAsiaTheme="majorEastAsia" w:hAnsiTheme="majorHAnsi" w:cstheme="majorBidi"/>
+      <w:rFonts/>
       <w:color w:val="000000" w:themeColor="text1"/>
     </w:rPr>
     <w:tblPr>
@@ -8469,7 +8288,7 @@
       <w:spacing w:after="0" w:line="240" w:lineRule="auto"/>
     </w:pPr>
     <w:rPr>
-      <w:rFonts w:asciiTheme="majorHAnsi" w:eastAsiaTheme="majorEastAsia" w:hAnsiTheme="majorHAnsi" w:cstheme="majorBidi"/>
+      <w:rFonts/>
       <w:color w:val="000000" w:themeColor="text1"/>
     </w:rPr>
     <w:tblPr>
@@ -8594,7 +8413,7 @@
       <w:spacing w:after="0" w:line="240" w:lineRule="auto"/>
     </w:pPr>
     <w:rPr>
-      <w:rFonts w:asciiTheme="majorHAnsi" w:eastAsiaTheme="majorEastAsia" w:hAnsiTheme="majorHAnsi" w:cstheme="majorBidi"/>
+      <w:rFonts/>
       <w:color w:val="000000" w:themeColor="text1"/>
     </w:rPr>
     <w:tblPr>
@@ -8719,7 +8538,7 @@
       <w:spacing w:after="0" w:line="240" w:lineRule="auto"/>
     </w:pPr>
     <w:rPr>
-      <w:rFonts w:asciiTheme="majorHAnsi" w:eastAsiaTheme="majorEastAsia" w:hAnsiTheme="majorHAnsi" w:cstheme="majorBidi"/>
+      <w:rFonts/>
       <w:color w:val="000000" w:themeColor="text1"/>
     </w:rPr>
     <w:tblPr>

--- a/az/discovery-articles/7.8 Kvant hesablamaları.docx
+++ b/az/discovery-articles/7.8 Kvant hesablamaları.docx
@@ -120,7 +120,7 @@
         <w:widowControl/>
       </w:pPr>
       <w:r>
-        <w:t>Kim kəşf edib və ya yaradıb</w:t>
+        <w:t xml:space="preserve">Kim yaradıb</w:t>
       </w:r>
     </w:p>
     <w:p>
@@ -217,7 +217,7 @@
         <w:rPr>
           <w:sz w:val="20"/>
         </w:rPr>
-        <w:t>A Kitablar və əsas elmi əsərlər</w:t>
+        <w:t>Kitablar və əsas elmi əsərlər</w:t>
       </w:r>
     </w:p>
     <w:p>
@@ -240,7 +240,7 @@
         <w:rPr>
           <w:sz w:val="20"/>
         </w:rPr>
-        <w:t>C Qurumların materialları və ensiklopedik mənbələr</w:t>
+        <w:t>Qurumların materialları və ensiklopedik mənbələr</w:t>
       </w:r>
     </w:p>
     <w:p>
@@ -300,7 +300,7 @@
         <w:rPr>
           <w:sz w:val="20"/>
         </w:rPr>
-        <w:t>D Muzey arxiv və kitabxana materialları</w:t>
+        <w:t>Muzey arxiv və kitabxana materialları</w:t>
       </w:r>
     </w:p>
     <w:p>
@@ -336,7 +336,7 @@
         <w:rPr>
           <w:sz w:val="20"/>
         </w:rPr>
-        <w:t>J Mətbuat elmi kütləvi nəşrlər və ümumi mənbələr</w:t>
+        <w:t>Mətbuat elmi kütləvi nəşrlər və ümumi mənbələr</w:t>
       </w:r>
     </w:p>
     <w:p>
